--- a/STARLAB_Unit_3/Teaching Guides/Week_14_Completing Major Trials or Prototype Iterations.docx
+++ b/STARLAB_Unit_3/Teaching Guides/Week_14_Completing Major Trials or Prototype Iterations.docx
@@ -208,6 +208,12 @@
           <w:rtl w:val="0"/>
         </w:rPr>
         <w:t xml:space="preserve">Teacher Materials</w:t>
+      </w:r>
+    </w:p>
+    <w:p>
+      <w:pPr/>
+      <w:r>
+        <w:t>Deck Use: No New Deck - major trial or prototype completion work sessions</w:t>
       </w:r>
     </w:p>
     <w:p>

--- a/STARLAB_Unit_3/Teaching Guides/Week_14_Completing Major Trials or Prototype Iterations.docx
+++ b/STARLAB_Unit_3/Teaching Guides/Week_14_Completing Major Trials or Prototype Iterations.docx
@@ -4,37 +4,63 @@
   <w:body>
     <w:p>
       <w:pPr>
-        <w:pStyle w:val="Heading1"/>
-        <w:keepNext w:val="0"/>
-        <w:keepLines w:val="0"/>
-        <w:spacing w:before="480" w:lineRule="auto"/>
-        <w:rPr>
-          <w:b w:val="1"/>
-          <w:bCs w:val="1"/>
-          <w:sz w:val="46"/>
-          <w:szCs w:val="46"/>
-        </w:rPr>
-      </w:pPr>
-      <w:bookmarkStart w:colFirst="0" w:colLast="0" w:name="_8szk6pvacjry" w:id="110"/>
-      <w:bookmarkEnd w:id="110"/>
+        <w:pStyle w:val="STARLABBrand"/>
+        <w:keepNext/>
+        <w:widowControl/>
+        <w:spacing w:before="0" w:after="40" w:line="240" w:lineRule="auto"/>
+      </w:pPr>
       <w:r>
         <w:rPr>
-          <w:b w:val="1"/>
-          <w:bCs w:val="1"/>
-          <w:sz w:val="46"/>
-          <w:szCs w:val="46"/>
-          <w:rtl w:val="0"/>
+          <w:rFonts w:ascii="Arial" w:hAnsi="Arial"/>
+          <w:b/>
+          <w:color w:val="E31B23"/>
         </w:rPr>
-        <w:t xml:space="preserve">Week 14: Completing Major Trials or Prototype Iterations</w:t>
+        <w:t>STARLAB</w:t>
       </w:r>
     </w:p>
     <w:p>
       <w:pPr>
+        <w:pStyle w:val="STARLABWeekTitle"/>
+        <w:keepNext/>
+        <w:widowControl/>
+        <w:spacing w:before="0" w:after="80" w:line="240" w:lineRule="auto"/>
+      </w:pPr>
+      <w:r>
+        <w:rPr>
+          <w:rFonts w:ascii="Arial" w:hAnsi="Arial"/>
+          <w:b/>
+          <w:color w:val="111111"/>
+        </w:rPr>
+        <w:t>Week 14: Completing Major Trials or Prototype Iterations</w:t>
+      </w:r>
+    </w:p>
+    <w:p>
+      <w:pPr>
+        <w:pStyle w:val="STARLABGuideSubtitle"/>
+        <w:keepNext/>
+        <w:widowControl/>
+        <w:pBdr>
+          <w:bottom w:val="single" w:sz="14" w:space="5" w:color="E31B23"/>
+        </w:pBdr>
+        <w:spacing w:before="0" w:after="260" w:line="240" w:lineRule="auto"/>
+      </w:pPr>
+      <w:r>
+        <w:rPr>
+          <w:rFonts w:ascii="Arial" w:hAnsi="Arial"/>
+          <w:color w:val="555555"/>
+        </w:rPr>
+        <w:t>STARLAB Unit 3 Teaching Guide</w:t>
+      </w:r>
+    </w:p>
+    <w:p>
+      <w:pPr>
         <w:pStyle w:val="Heading2"/>
-        <w:keepNext w:val="0"/>
+        <w:keepNext/>
         <w:keepLines w:val="0"/>
-        <w:spacing w:after="80" w:lineRule="auto"/>
+        <w:widowControl/>
+        <w:spacing w:after="80" w:lineRule="auto" w:before="220" w:line="240"/>
         <w:rPr>
+          <w:rFonts w:ascii="Arial" w:hAnsi="Arial" w:eastAsia="Arial" w:cs="Arial"/>
           <w:b w:val="1"/>
           <w:bCs w:val="1"/>
           <w:sz w:val="34"/>
@@ -45,8 +71,10 @@
       <w:bookmarkEnd w:id="111"/>
       <w:r>
         <w:rPr>
-          <w:b w:val="1"/>
+          <w:rFonts w:ascii="Arial" w:hAnsi="Arial" w:eastAsia="Arial" w:cs="Arial"/>
+          <w:b/>
           <w:bCs w:val="1"/>
+          <w:color w:val="E31B23"/>
           <w:sz w:val="34"/>
           <w:szCs w:val="34"/>
           <w:rtl w:val="0"/>
@@ -56,11 +84,17 @@
     </w:p>
     <w:p>
       <w:pPr>
-        <w:spacing w:after="240" w:before="240" w:lineRule="auto"/>
-        <w:rPr/>
+        <w:keepNext w:val="0"/>
+        <w:widowControl/>
+        <w:spacing w:after="80" w:before="0" w:lineRule="auto" w:line="252"/>
+        <w:rPr>
+          <w:rFonts w:ascii="Arial" w:hAnsi="Arial" w:eastAsia="Arial" w:cs="Arial"/>
+        </w:rPr>
       </w:pPr>
       <w:r>
         <w:rPr>
+          <w:rFonts w:ascii="Arial" w:hAnsi="Arial" w:eastAsia="Arial" w:cs="Arial"/>
+          <w:color w:val="111111"/>
           <w:rtl w:val="0"/>
         </w:rPr>
         <w:t xml:space="preserve">Week 14 should push students toward completing the major evidence-gathering portion of their projects. Students should begin thinking about what remains necessary before analysis.</w:t>
@@ -69,10 +103,12 @@
     <w:p>
       <w:pPr>
         <w:pStyle w:val="Heading2"/>
-        <w:keepNext w:val="0"/>
+        <w:keepNext/>
         <w:keepLines w:val="0"/>
-        <w:spacing w:after="80" w:lineRule="auto"/>
+        <w:widowControl/>
+        <w:spacing w:after="80" w:lineRule="auto" w:before="220" w:line="240"/>
         <w:rPr>
+          <w:rFonts w:ascii="Arial" w:hAnsi="Arial" w:eastAsia="Arial" w:cs="Arial"/>
           <w:b w:val="1"/>
           <w:bCs w:val="1"/>
           <w:sz w:val="34"/>
@@ -83,8 +119,10 @@
       <w:bookmarkEnd w:id="112"/>
       <w:r>
         <w:rPr>
-          <w:b w:val="1"/>
+          <w:rFonts w:ascii="Arial" w:hAnsi="Arial" w:eastAsia="Arial" w:cs="Arial"/>
+          <w:b/>
           <w:bCs w:val="1"/>
+          <w:color w:val="E31B23"/>
           <w:sz w:val="34"/>
           <w:szCs w:val="34"/>
           <w:rtl w:val="0"/>
@@ -94,11 +132,19 @@
     </w:p>
     <w:p>
       <w:pPr>
-        <w:spacing w:after="240" w:before="240" w:lineRule="auto"/>
-        <w:rPr/>
+        <w:pStyle w:val="STARLABLabel"/>
+        <w:keepNext/>
+        <w:widowControl/>
+        <w:spacing w:after="20" w:before="80" w:lineRule="auto" w:line="240"/>
+        <w:rPr>
+          <w:rFonts w:ascii="Arial" w:hAnsi="Arial" w:eastAsia="Arial" w:cs="Arial"/>
+        </w:rPr>
       </w:pPr>
       <w:r>
         <w:rPr>
+          <w:rFonts w:ascii="Arial" w:hAnsi="Arial" w:eastAsia="Arial" w:cs="Arial"/>
+          <w:b/>
+          <w:color w:val="111111"/>
           <w:rtl w:val="0"/>
         </w:rPr>
         <w:t xml:space="preserve">Students will be able to:</w:t>
@@ -106,15 +152,20 @@
     </w:p>
     <w:p>
       <w:pPr>
+        <w:keepNext w:val="0"/>
+        <w:widowControl/>
         <w:numPr>
           <w:ilvl w:val="0"/>
-          <w:numId w:val="36"/>
+          <w:numId w:val="123"/>
         </w:numPr>
-        <w:spacing w:after="0" w:afterAutospacing="0" w:before="240" w:lineRule="auto"/>
-        <w:ind w:left="720" w:hanging="360"/>
+        <w:pStyle w:val="ListBullet"/>
+        <w:spacing w:after="40" w:afterAutospacing="0" w:before="0" w:lineRule="auto" w:line="252"/>
+        <w:ind/>
       </w:pPr>
       <w:r>
         <w:rPr>
+          <w:rFonts w:ascii="Arial" w:hAnsi="Arial" w:eastAsia="Arial" w:cs="Arial"/>
+          <w:color w:val="111111"/>
           <w:rtl w:val="0"/>
         </w:rPr>
         <w:t xml:space="preserve">Complete major trials, observations, tests, simulations, or prototype iterations.</w:t>
@@ -122,15 +173,20 @@
     </w:p>
     <w:p>
       <w:pPr>
+        <w:keepNext w:val="0"/>
+        <w:widowControl/>
         <w:numPr>
           <w:ilvl w:val="0"/>
-          <w:numId w:val="36"/>
+          <w:numId w:val="123"/>
         </w:numPr>
-        <w:spacing w:after="0" w:afterAutospacing="0" w:before="0" w:beforeAutospacing="0" w:lineRule="auto"/>
-        <w:ind w:left="720" w:hanging="360"/>
+        <w:pStyle w:val="ListBullet"/>
+        <w:spacing w:after="40" w:afterAutospacing="0" w:before="0" w:beforeAutospacing="0" w:lineRule="auto" w:line="252"/>
+        <w:ind/>
       </w:pPr>
       <w:r>
         <w:rPr>
+          <w:rFonts w:ascii="Arial" w:hAnsi="Arial" w:eastAsia="Arial" w:cs="Arial"/>
+          <w:color w:val="111111"/>
           <w:rtl w:val="0"/>
         </w:rPr>
         <w:t xml:space="preserve">Ensure data are recorded consistently.</w:t>
@@ -138,15 +194,20 @@
     </w:p>
     <w:p>
       <w:pPr>
+        <w:keepNext w:val="0"/>
+        <w:widowControl/>
         <w:numPr>
           <w:ilvl w:val="0"/>
-          <w:numId w:val="36"/>
+          <w:numId w:val="123"/>
         </w:numPr>
-        <w:spacing w:after="0" w:afterAutospacing="0" w:before="0" w:beforeAutospacing="0" w:lineRule="auto"/>
-        <w:ind w:left="720" w:hanging="360"/>
+        <w:pStyle w:val="ListBullet"/>
+        <w:spacing w:after="40" w:afterAutospacing="0" w:before="0" w:beforeAutospacing="0" w:lineRule="auto" w:line="252"/>
+        <w:ind/>
       </w:pPr>
       <w:r>
         <w:rPr>
+          <w:rFonts w:ascii="Arial" w:hAnsi="Arial" w:eastAsia="Arial" w:cs="Arial"/>
+          <w:color w:val="111111"/>
           <w:rtl w:val="0"/>
         </w:rPr>
         <w:t xml:space="preserve">Identify remaining gaps.</w:t>
@@ -154,15 +215,20 @@
     </w:p>
     <w:p>
       <w:pPr>
+        <w:keepNext w:val="0"/>
+        <w:widowControl/>
         <w:numPr>
           <w:ilvl w:val="0"/>
-          <w:numId w:val="36"/>
+          <w:numId w:val="123"/>
         </w:numPr>
-        <w:spacing w:after="0" w:afterAutospacing="0" w:before="0" w:beforeAutospacing="0" w:lineRule="auto"/>
-        <w:ind w:left="720" w:hanging="360"/>
+        <w:pStyle w:val="ListBullet"/>
+        <w:spacing w:after="40" w:afterAutospacing="0" w:before="0" w:beforeAutospacing="0" w:lineRule="auto" w:line="252"/>
+        <w:ind/>
       </w:pPr>
       <w:r>
         <w:rPr>
+          <w:rFonts w:ascii="Arial" w:hAnsi="Arial" w:eastAsia="Arial" w:cs="Arial"/>
+          <w:color w:val="111111"/>
           <w:rtl w:val="0"/>
         </w:rPr>
         <w:t xml:space="preserve">Prepare for final data organization.</w:t>
@@ -170,15 +236,20 @@
     </w:p>
     <w:p>
       <w:pPr>
+        <w:keepNext w:val="0"/>
+        <w:widowControl/>
         <w:numPr>
           <w:ilvl w:val="0"/>
-          <w:numId w:val="36"/>
+          <w:numId w:val="123"/>
         </w:numPr>
-        <w:spacing w:after="240" w:before="0" w:beforeAutospacing="0" w:lineRule="auto"/>
-        <w:ind w:left="720" w:hanging="360"/>
+        <w:pStyle w:val="ListBullet"/>
+        <w:spacing w:after="40" w:before="0" w:beforeAutospacing="0" w:lineRule="auto" w:line="252"/>
+        <w:ind/>
       </w:pPr>
       <w:r>
         <w:rPr>
+          <w:rFonts w:ascii="Arial" w:hAnsi="Arial" w:eastAsia="Arial" w:cs="Arial"/>
+          <w:color w:val="111111"/>
           <w:rtl w:val="0"/>
         </w:rPr>
         <w:t xml:space="preserve">Document any final method changes.</w:t>
@@ -187,10 +258,12 @@
     <w:p>
       <w:pPr>
         <w:pStyle w:val="Heading2"/>
-        <w:keepNext w:val="0"/>
+        <w:keepNext/>
         <w:keepLines w:val="0"/>
-        <w:spacing w:after="80" w:lineRule="auto"/>
+        <w:widowControl/>
+        <w:spacing w:after="80" w:lineRule="auto" w:before="220" w:line="240"/>
         <w:rPr>
+          <w:rFonts w:ascii="Arial" w:hAnsi="Arial" w:eastAsia="Arial" w:cs="Arial"/>
           <w:b w:val="1"/>
           <w:bCs w:val="1"/>
           <w:sz w:val="34"/>
@@ -201,8 +274,10 @@
       <w:bookmarkEnd w:id="113"/>
       <w:r>
         <w:rPr>
-          <w:b w:val="1"/>
+          <w:rFonts w:ascii="Arial" w:hAnsi="Arial" w:eastAsia="Arial" w:cs="Arial"/>
+          <w:b/>
           <w:bCs w:val="1"/>
+          <w:color w:val="E31B23"/>
           <w:sz w:val="34"/>
           <w:szCs w:val="34"/>
           <w:rtl w:val="0"/>
@@ -211,22 +286,40 @@
       </w:r>
     </w:p>
     <w:p>
-      <w:pPr/>
+      <w:pPr>
+        <w:pStyle w:val="STARLABDeckUse"/>
+        <w:shd w:val="clear" w:color="auto" w:fill="F2F2F2"/>
+        <w:keepNext w:val="0"/>
+        <w:widowControl/>
+        <w:pBdr>
+          <w:left w:val="single" w:sz="18" w:space="6" w:color="E31B23"/>
+        </w:pBdr>
+        <w:spacing w:before="40" w:after="140" w:line="252" w:lineRule="auto"/>
+      </w:pPr>
       <w:r>
+        <w:rPr>
+          <w:rFonts w:ascii="Arial" w:hAnsi="Arial"/>
+          <w:color w:val="111111"/>
+        </w:rPr>
         <w:t>Deck Use: No New Deck - major trial or prototype completion work sessions</w:t>
       </w:r>
     </w:p>
     <w:p>
       <w:pPr>
+        <w:keepNext w:val="0"/>
+        <w:widowControl/>
         <w:numPr>
           <w:ilvl w:val="0"/>
-          <w:numId w:val="41"/>
+          <w:numId w:val="123"/>
         </w:numPr>
-        <w:spacing w:after="0" w:afterAutospacing="0" w:before="240" w:lineRule="auto"/>
-        <w:ind w:left="720" w:hanging="360"/>
+        <w:pStyle w:val="ListBullet"/>
+        <w:spacing w:after="40" w:afterAutospacing="0" w:before="0" w:lineRule="auto" w:line="252"/>
+        <w:ind/>
       </w:pPr>
       <w:r>
         <w:rPr>
+          <w:rFonts w:ascii="Arial" w:hAnsi="Arial" w:eastAsia="Arial" w:cs="Arial"/>
+          <w:color w:val="111111"/>
           <w:rtl w:val="0"/>
         </w:rPr>
         <w:t xml:space="preserve">Student Handout 16: Major Data Collection Completion Check</w:t>
@@ -234,15 +327,20 @@
     </w:p>
     <w:p>
       <w:pPr>
+        <w:keepNext w:val="0"/>
+        <w:widowControl/>
         <w:numPr>
           <w:ilvl w:val="0"/>
-          <w:numId w:val="41"/>
+          <w:numId w:val="123"/>
         </w:numPr>
-        <w:spacing w:after="240" w:before="0" w:beforeAutospacing="0" w:lineRule="auto"/>
-        <w:ind w:left="720" w:hanging="360"/>
+        <w:pStyle w:val="ListBullet"/>
+        <w:spacing w:after="40" w:before="0" w:beforeAutospacing="0" w:lineRule="auto" w:line="252"/>
+        <w:ind/>
       </w:pPr>
       <w:r>
         <w:rPr>
+          <w:rFonts w:ascii="Arial" w:hAnsi="Arial" w:eastAsia="Arial" w:cs="Arial"/>
+          <w:color w:val="111111"/>
           <w:rtl w:val="0"/>
         </w:rPr>
         <w:t xml:space="preserve">Student Handout 9: Weekly Progress Check-In</w:t>
@@ -251,10 +349,12 @@
     <w:p>
       <w:pPr>
         <w:pStyle w:val="Heading2"/>
-        <w:keepNext w:val="0"/>
+        <w:keepNext/>
         <w:keepLines w:val="0"/>
-        <w:spacing w:after="80" w:lineRule="auto"/>
+        <w:widowControl/>
+        <w:spacing w:after="80" w:lineRule="auto" w:before="220" w:line="240"/>
         <w:rPr>
+          <w:rFonts w:ascii="Arial" w:hAnsi="Arial" w:eastAsia="Arial" w:cs="Arial"/>
           <w:b w:val="1"/>
           <w:bCs w:val="1"/>
           <w:sz w:val="34"/>
@@ -265,8 +365,10 @@
       <w:bookmarkEnd w:id="114"/>
       <w:r>
         <w:rPr>
-          <w:b w:val="1"/>
+          <w:rFonts w:ascii="Arial" w:hAnsi="Arial" w:eastAsia="Arial" w:cs="Arial"/>
+          <w:b/>
           <w:bCs w:val="1"/>
+          <w:color w:val="E31B23"/>
           <w:sz w:val="34"/>
           <w:szCs w:val="34"/>
           <w:rtl w:val="0"/>
@@ -277,13 +379,14 @@
     <w:p>
       <w:pPr>
         <w:pStyle w:val="Heading3"/>
-        <w:keepNext w:val="0"/>
+        <w:keepNext/>
         <w:keepLines w:val="0"/>
-        <w:spacing w:before="280" w:lineRule="auto"/>
+        <w:widowControl/>
+        <w:spacing w:before="140" w:lineRule="auto" w:after="40" w:line="240"/>
         <w:rPr>
+          <w:rFonts w:ascii="Arial" w:hAnsi="Arial" w:eastAsia="Arial" w:cs="Arial"/>
           <w:b w:val="1"/>
           <w:bCs w:val="1"/>
-          <w:color w:val="000000"/>
           <w:sz w:val="26"/>
           <w:szCs w:val="26"/>
         </w:rPr>
@@ -292,9 +395,10 @@
       <w:bookmarkEnd w:id="115"/>
       <w:r>
         <w:rPr>
-          <w:b w:val="1"/>
+          <w:rFonts w:ascii="Arial" w:hAnsi="Arial" w:eastAsia="Arial" w:cs="Arial"/>
+          <w:b/>
           <w:bCs w:val="1"/>
-          <w:color w:val="000000"/>
+          <w:color w:val="111111"/>
           <w:sz w:val="26"/>
           <w:szCs w:val="26"/>
           <w:rtl w:val="0"/>
@@ -304,11 +408,17 @@
     </w:p>
     <w:p>
       <w:pPr>
-        <w:spacing w:after="240" w:before="240" w:lineRule="auto"/>
-        <w:rPr/>
+        <w:keepNext w:val="0"/>
+        <w:widowControl/>
+        <w:spacing w:after="80" w:before="0" w:lineRule="auto" w:line="252"/>
+        <w:rPr>
+          <w:rFonts w:ascii="Arial" w:hAnsi="Arial" w:eastAsia="Arial" w:cs="Arial"/>
+        </w:rPr>
       </w:pPr>
       <w:r>
         <w:rPr>
+          <w:rFonts w:ascii="Arial" w:hAnsi="Arial" w:eastAsia="Arial" w:cs="Arial"/>
+          <w:color w:val="111111"/>
           <w:rtl w:val="0"/>
         </w:rPr>
         <w:t xml:space="preserve">Students define what “complete enough for analysis” means for their project.</w:t>
@@ -316,11 +426,17 @@
     </w:p>
     <w:p>
       <w:pPr>
-        <w:spacing w:after="240" w:before="240" w:lineRule="auto"/>
-        <w:rPr/>
+        <w:keepNext w:val="0"/>
+        <w:widowControl/>
+        <w:spacing w:after="80" w:before="0" w:lineRule="auto" w:line="252"/>
+        <w:rPr>
+          <w:rFonts w:ascii="Arial" w:hAnsi="Arial" w:eastAsia="Arial" w:cs="Arial"/>
+        </w:rPr>
       </w:pPr>
       <w:r>
         <w:rPr>
+          <w:rFonts w:ascii="Arial" w:hAnsi="Arial" w:eastAsia="Arial" w:cs="Arial"/>
+          <w:color w:val="111111"/>
           <w:rtl w:val="0"/>
         </w:rPr>
         <w:t xml:space="preserve">Examples:</w:t>
@@ -328,15 +444,19 @@
     </w:p>
     <w:p>
       <w:pPr>
+        <w:keepNext w:val="0"/>
+        <w:widowControl/>
         <w:numPr>
           <w:ilvl w:val="0"/>
           <w:numId w:val="35"/>
         </w:numPr>
-        <w:spacing w:after="0" w:afterAutospacing="0" w:before="240" w:lineRule="auto"/>
+        <w:spacing w:after="80" w:afterAutospacing="0" w:before="0" w:lineRule="auto" w:line="252"/>
         <w:ind w:left="720" w:hanging="360"/>
       </w:pPr>
       <w:r>
         <w:rPr>
+          <w:rFonts w:ascii="Arial" w:hAnsi="Arial" w:eastAsia="Arial" w:cs="Arial"/>
+          <w:color w:val="111111"/>
           <w:rtl w:val="0"/>
         </w:rPr>
         <w:t xml:space="preserve">All planned conditions tested at least three times</w:t>
@@ -344,15 +464,19 @@
     </w:p>
     <w:p>
       <w:pPr>
+        <w:keepNext w:val="0"/>
+        <w:widowControl/>
         <w:numPr>
           <w:ilvl w:val="0"/>
           <w:numId w:val="35"/>
         </w:numPr>
-        <w:spacing w:after="0" w:afterAutospacing="0" w:before="0" w:beforeAutospacing="0" w:lineRule="auto"/>
+        <w:spacing w:after="80" w:afterAutospacing="0" w:before="0" w:beforeAutospacing="0" w:lineRule="auto" w:line="252"/>
         <w:ind w:left="720" w:hanging="360"/>
       </w:pPr>
       <w:r>
         <w:rPr>
+          <w:rFonts w:ascii="Arial" w:hAnsi="Arial" w:eastAsia="Arial" w:cs="Arial"/>
+          <w:color w:val="111111"/>
           <w:rtl w:val="0"/>
         </w:rPr>
         <w:t xml:space="preserve">Prototype tested under each required condition</w:t>
@@ -360,15 +484,19 @@
     </w:p>
     <w:p>
       <w:pPr>
+        <w:keepNext w:val="0"/>
+        <w:widowControl/>
         <w:numPr>
           <w:ilvl w:val="0"/>
           <w:numId w:val="35"/>
         </w:numPr>
-        <w:spacing w:after="0" w:afterAutospacing="0" w:before="0" w:beforeAutospacing="0" w:lineRule="auto"/>
+        <w:spacing w:after="80" w:afterAutospacing="0" w:before="0" w:beforeAutospacing="0" w:lineRule="auto" w:line="252"/>
         <w:ind w:left="720" w:hanging="360"/>
       </w:pPr>
       <w:r>
         <w:rPr>
+          <w:rFonts w:ascii="Arial" w:hAnsi="Arial" w:eastAsia="Arial" w:cs="Arial"/>
+          <w:color w:val="111111"/>
           <w:rtl w:val="0"/>
         </w:rPr>
         <w:t xml:space="preserve">Survey responses collected and anonymized, if approved</w:t>
@@ -376,15 +504,19 @@
     </w:p>
     <w:p>
       <w:pPr>
+        <w:keepNext w:val="0"/>
+        <w:widowControl/>
         <w:numPr>
           <w:ilvl w:val="0"/>
           <w:numId w:val="35"/>
         </w:numPr>
-        <w:spacing w:after="0" w:afterAutospacing="0" w:before="0" w:beforeAutospacing="0" w:lineRule="auto"/>
+        <w:spacing w:after="80" w:afterAutospacing="0" w:before="0" w:beforeAutospacing="0" w:lineRule="auto" w:line="252"/>
         <w:ind w:left="720" w:hanging="360"/>
       </w:pPr>
       <w:r>
         <w:rPr>
+          <w:rFonts w:ascii="Arial" w:hAnsi="Arial" w:eastAsia="Arial" w:cs="Arial"/>
+          <w:color w:val="111111"/>
           <w:rtl w:val="0"/>
         </w:rPr>
         <w:t xml:space="preserve">Public dataset cleaned and filtered</w:t>
@@ -392,15 +524,19 @@
     </w:p>
     <w:p>
       <w:pPr>
+        <w:keepNext w:val="0"/>
+        <w:widowControl/>
         <w:numPr>
           <w:ilvl w:val="0"/>
           <w:numId w:val="35"/>
         </w:numPr>
-        <w:spacing w:after="0" w:afterAutospacing="0" w:before="0" w:beforeAutospacing="0" w:lineRule="auto"/>
+        <w:spacing w:after="80" w:afterAutospacing="0" w:before="0" w:beforeAutospacing="0" w:lineRule="auto" w:line="252"/>
         <w:ind w:left="720" w:hanging="360"/>
       </w:pPr>
       <w:r>
         <w:rPr>
+          <w:rFonts w:ascii="Arial" w:hAnsi="Arial" w:eastAsia="Arial" w:cs="Arial"/>
+          <w:color w:val="111111"/>
           <w:rtl w:val="0"/>
         </w:rPr>
         <w:t xml:space="preserve">Observational period completed</w:t>
@@ -408,15 +544,19 @@
     </w:p>
     <w:p>
       <w:pPr>
+        <w:keepNext w:val="0"/>
+        <w:widowControl/>
         <w:numPr>
           <w:ilvl w:val="0"/>
           <w:numId w:val="35"/>
         </w:numPr>
-        <w:spacing w:after="240" w:before="0" w:beforeAutospacing="0" w:lineRule="auto"/>
+        <w:spacing w:after="80" w:before="0" w:beforeAutospacing="0" w:lineRule="auto" w:line="252"/>
         <w:ind w:left="720" w:hanging="360"/>
       </w:pPr>
       <w:r>
         <w:rPr>
+          <w:rFonts w:ascii="Arial" w:hAnsi="Arial" w:eastAsia="Arial" w:cs="Arial"/>
+          <w:color w:val="111111"/>
           <w:rtl w:val="0"/>
         </w:rPr>
         <w:t xml:space="preserve">Calibration or baseline measurements completed</w:t>
@@ -425,13 +565,14 @@
     <w:p>
       <w:pPr>
         <w:pStyle w:val="Heading3"/>
-        <w:keepNext w:val="0"/>
+        <w:keepNext/>
         <w:keepLines w:val="0"/>
-        <w:spacing w:before="280" w:lineRule="auto"/>
+        <w:widowControl/>
+        <w:spacing w:before="140" w:lineRule="auto" w:after="40" w:line="240"/>
         <w:rPr>
+          <w:rFonts w:ascii="Arial" w:hAnsi="Arial" w:eastAsia="Arial" w:cs="Arial"/>
           <w:b w:val="1"/>
           <w:bCs w:val="1"/>
-          <w:color w:val="000000"/>
           <w:sz w:val="26"/>
           <w:szCs w:val="26"/>
         </w:rPr>
@@ -440,9 +581,10 @@
       <w:bookmarkEnd w:id="116"/>
       <w:r>
         <w:rPr>
-          <w:b w:val="1"/>
+          <w:rFonts w:ascii="Arial" w:hAnsi="Arial" w:eastAsia="Arial" w:cs="Arial"/>
+          <w:b/>
           <w:bCs w:val="1"/>
-          <w:color w:val="000000"/>
+          <w:color w:val="111111"/>
           <w:sz w:val="26"/>
           <w:szCs w:val="26"/>
           <w:rtl w:val="0"/>
@@ -452,11 +594,17 @@
     </w:p>
     <w:p>
       <w:pPr>
-        <w:spacing w:after="240" w:before="240" w:lineRule="auto"/>
-        <w:rPr/>
+        <w:keepNext w:val="0"/>
+        <w:widowControl/>
+        <w:spacing w:after="80" w:before="0" w:lineRule="auto" w:line="252"/>
+        <w:rPr>
+          <w:rFonts w:ascii="Arial" w:hAnsi="Arial" w:eastAsia="Arial" w:cs="Arial"/>
+        </w:rPr>
       </w:pPr>
       <w:r>
         <w:rPr>
+          <w:rFonts w:ascii="Arial" w:hAnsi="Arial" w:eastAsia="Arial" w:cs="Arial"/>
+          <w:color w:val="111111"/>
           <w:rtl w:val="0"/>
         </w:rPr>
         <w:t xml:space="preserve">Students complete remaining major trials.</w:t>
@@ -464,11 +612,17 @@
     </w:p>
     <w:p>
       <w:pPr>
-        <w:spacing w:after="240" w:before="240" w:lineRule="auto"/>
-        <w:rPr/>
+        <w:keepNext w:val="0"/>
+        <w:widowControl/>
+        <w:spacing w:after="80" w:before="0" w:lineRule="auto" w:line="252"/>
+        <w:rPr>
+          <w:rFonts w:ascii="Arial" w:hAnsi="Arial" w:eastAsia="Arial" w:cs="Arial"/>
+        </w:rPr>
       </w:pPr>
       <w:r>
         <w:rPr>
+          <w:rFonts w:ascii="Arial" w:hAnsi="Arial" w:eastAsia="Arial" w:cs="Arial"/>
+          <w:color w:val="111111"/>
           <w:rtl w:val="0"/>
         </w:rPr>
         <w:t xml:space="preserve">Teacher should prioritize conferencing with students who are behind, changing procedures repeatedly, or still missing a clear data structure.</w:t>
@@ -477,13 +631,14 @@
     <w:p>
       <w:pPr>
         <w:pStyle w:val="Heading3"/>
-        <w:keepNext w:val="0"/>
+        <w:keepNext/>
         <w:keepLines w:val="0"/>
-        <w:spacing w:before="280" w:lineRule="auto"/>
+        <w:widowControl/>
+        <w:spacing w:before="140" w:lineRule="auto" w:after="40" w:line="240"/>
         <w:rPr>
+          <w:rFonts w:ascii="Arial" w:hAnsi="Arial" w:eastAsia="Arial" w:cs="Arial"/>
           <w:b w:val="1"/>
           <w:bCs w:val="1"/>
-          <w:color w:val="000000"/>
           <w:sz w:val="26"/>
           <w:szCs w:val="26"/>
         </w:rPr>
@@ -492,9 +647,10 @@
       <w:bookmarkEnd w:id="117"/>
       <w:r>
         <w:rPr>
-          <w:b w:val="1"/>
+          <w:rFonts w:ascii="Arial" w:hAnsi="Arial" w:eastAsia="Arial" w:cs="Arial"/>
+          <w:b/>
           <w:bCs w:val="1"/>
-          <w:color w:val="000000"/>
+          <w:color w:val="111111"/>
           <w:sz w:val="26"/>
           <w:szCs w:val="26"/>
           <w:rtl w:val="0"/>
@@ -504,11 +660,17 @@
     </w:p>
     <w:p>
       <w:pPr>
-        <w:spacing w:after="240" w:before="240" w:lineRule="auto"/>
-        <w:rPr/>
+        <w:keepNext w:val="0"/>
+        <w:widowControl/>
+        <w:spacing w:after="80" w:before="0" w:lineRule="auto" w:line="252"/>
+        <w:rPr>
+          <w:rFonts w:ascii="Arial" w:hAnsi="Arial" w:eastAsia="Arial" w:cs="Arial"/>
+        </w:rPr>
       </w:pPr>
       <w:r>
         <w:rPr>
+          <w:rFonts w:ascii="Arial" w:hAnsi="Arial" w:eastAsia="Arial" w:cs="Arial"/>
+          <w:color w:val="111111"/>
           <w:rtl w:val="0"/>
         </w:rPr>
         <w:t xml:space="preserve">Students complete Student Handout 16.</w:t>
@@ -516,11 +678,17 @@
     </w:p>
     <w:p>
       <w:pPr>
-        <w:spacing w:after="240" w:before="240" w:lineRule="auto"/>
-        <w:rPr/>
+        <w:keepNext w:val="0"/>
+        <w:widowControl/>
+        <w:spacing w:after="80" w:before="0" w:lineRule="auto" w:line="252"/>
+        <w:rPr>
+          <w:rFonts w:ascii="Arial" w:hAnsi="Arial" w:eastAsia="Arial" w:cs="Arial"/>
+        </w:rPr>
       </w:pPr>
       <w:r>
         <w:rPr>
+          <w:rFonts w:ascii="Arial" w:hAnsi="Arial" w:eastAsia="Arial" w:cs="Arial"/>
+          <w:color w:val="111111"/>
           <w:rtl w:val="0"/>
         </w:rPr>
         <w:t xml:space="preserve">They identify:</w:t>
@@ -528,15 +696,19 @@
     </w:p>
     <w:p>
       <w:pPr>
+        <w:keepNext w:val="0"/>
+        <w:widowControl/>
         <w:numPr>
           <w:ilvl w:val="0"/>
           <w:numId w:val="52"/>
         </w:numPr>
-        <w:spacing w:after="0" w:afterAutospacing="0" w:before="240" w:lineRule="auto"/>
+        <w:spacing w:after="80" w:afterAutospacing="0" w:before="0" w:lineRule="auto" w:line="252"/>
         <w:ind w:left="720" w:hanging="360"/>
       </w:pPr>
       <w:r>
         <w:rPr>
+          <w:rFonts w:ascii="Arial" w:hAnsi="Arial" w:eastAsia="Arial" w:cs="Arial"/>
+          <w:color w:val="111111"/>
           <w:rtl w:val="0"/>
         </w:rPr>
         <w:t xml:space="preserve">Completed data</w:t>
@@ -544,15 +716,19 @@
     </w:p>
     <w:p>
       <w:pPr>
+        <w:keepNext w:val="0"/>
+        <w:widowControl/>
         <w:numPr>
           <w:ilvl w:val="0"/>
           <w:numId w:val="52"/>
         </w:numPr>
-        <w:spacing w:after="0" w:afterAutospacing="0" w:before="0" w:beforeAutospacing="0" w:lineRule="auto"/>
+        <w:spacing w:after="80" w:afterAutospacing="0" w:before="0" w:beforeAutospacing="0" w:lineRule="auto" w:line="252"/>
         <w:ind w:left="720" w:hanging="360"/>
       </w:pPr>
       <w:r>
         <w:rPr>
+          <w:rFonts w:ascii="Arial" w:hAnsi="Arial" w:eastAsia="Arial" w:cs="Arial"/>
+          <w:color w:val="111111"/>
           <w:rtl w:val="0"/>
         </w:rPr>
         <w:t xml:space="preserve">Missing data</w:t>
@@ -560,15 +736,19 @@
     </w:p>
     <w:p>
       <w:pPr>
+        <w:keepNext w:val="0"/>
+        <w:widowControl/>
         <w:numPr>
           <w:ilvl w:val="0"/>
           <w:numId w:val="52"/>
         </w:numPr>
-        <w:spacing w:after="0" w:afterAutospacing="0" w:before="0" w:beforeAutospacing="0" w:lineRule="auto"/>
+        <w:spacing w:after="80" w:afterAutospacing="0" w:before="0" w:beforeAutospacing="0" w:lineRule="auto" w:line="252"/>
         <w:ind w:left="720" w:hanging="360"/>
       </w:pPr>
       <w:r>
         <w:rPr>
+          <w:rFonts w:ascii="Arial" w:hAnsi="Arial" w:eastAsia="Arial" w:cs="Arial"/>
+          <w:color w:val="111111"/>
           <w:rtl w:val="0"/>
         </w:rPr>
         <w:t xml:space="preserve">Unusable or questionable data</w:t>
@@ -576,15 +756,19 @@
     </w:p>
     <w:p>
       <w:pPr>
+        <w:keepNext w:val="0"/>
+        <w:widowControl/>
         <w:numPr>
           <w:ilvl w:val="0"/>
           <w:numId w:val="52"/>
         </w:numPr>
-        <w:spacing w:after="0" w:afterAutospacing="0" w:before="0" w:beforeAutospacing="0" w:lineRule="auto"/>
+        <w:spacing w:after="80" w:afterAutospacing="0" w:before="0" w:beforeAutospacing="0" w:lineRule="auto" w:line="252"/>
         <w:ind w:left="720" w:hanging="360"/>
       </w:pPr>
       <w:r>
         <w:rPr>
+          <w:rFonts w:ascii="Arial" w:hAnsi="Arial" w:eastAsia="Arial" w:cs="Arial"/>
+          <w:color w:val="111111"/>
           <w:rtl w:val="0"/>
         </w:rPr>
         <w:t xml:space="preserve">Need for additional trials</w:t>
@@ -592,15 +776,19 @@
     </w:p>
     <w:p>
       <w:pPr>
+        <w:keepNext w:val="0"/>
+        <w:widowControl/>
         <w:numPr>
           <w:ilvl w:val="0"/>
           <w:numId w:val="52"/>
         </w:numPr>
-        <w:spacing w:after="240" w:before="0" w:beforeAutospacing="0" w:lineRule="auto"/>
+        <w:spacing w:after="80" w:before="0" w:beforeAutospacing="0" w:lineRule="auto" w:line="252"/>
         <w:ind w:left="720" w:hanging="360"/>
       </w:pPr>
       <w:r>
         <w:rPr>
+          <w:rFonts w:ascii="Arial" w:hAnsi="Arial" w:eastAsia="Arial" w:cs="Arial"/>
+          <w:color w:val="111111"/>
           <w:rtl w:val="0"/>
         </w:rPr>
         <w:t xml:space="preserve">Final work needed before Unit 4</w:t>
@@ -609,10 +797,12 @@
     <w:p>
       <w:pPr>
         <w:pStyle w:val="Heading2"/>
-        <w:keepNext w:val="0"/>
+        <w:keepNext/>
         <w:keepLines w:val="0"/>
-        <w:spacing w:after="80" w:lineRule="auto"/>
+        <w:widowControl/>
+        <w:spacing w:after="80" w:lineRule="auto" w:before="220" w:line="240"/>
         <w:rPr>
+          <w:rFonts w:ascii="Arial" w:hAnsi="Arial" w:eastAsia="Arial" w:cs="Arial"/>
           <w:b w:val="1"/>
           <w:bCs w:val="1"/>
           <w:sz w:val="34"/>
@@ -623,8 +813,10 @@
       <w:bookmarkEnd w:id="118"/>
       <w:r>
         <w:rPr>
-          <w:b w:val="1"/>
+          <w:rFonts w:ascii="Arial" w:hAnsi="Arial" w:eastAsia="Arial" w:cs="Arial"/>
+          <w:b/>
           <w:bCs w:val="1"/>
+          <w:color w:val="E31B23"/>
           <w:sz w:val="34"/>
           <w:szCs w:val="34"/>
           <w:rtl w:val="0"/>
@@ -634,15 +826,20 @@
     </w:p>
     <w:p>
       <w:pPr>
+        <w:keepNext w:val="0"/>
+        <w:widowControl/>
         <w:numPr>
           <w:ilvl w:val="0"/>
-          <w:numId w:val="97"/>
+          <w:numId w:val="123"/>
         </w:numPr>
-        <w:spacing w:after="0" w:afterAutospacing="0" w:before="240" w:lineRule="auto"/>
-        <w:ind w:left="720" w:hanging="360"/>
+        <w:pStyle w:val="ListBullet"/>
+        <w:spacing w:after="40" w:afterAutospacing="0" w:before="0" w:lineRule="auto" w:line="252"/>
+        <w:ind/>
       </w:pPr>
       <w:r>
         <w:rPr>
+          <w:rFonts w:ascii="Arial" w:hAnsi="Arial" w:eastAsia="Arial" w:cs="Arial"/>
+          <w:color w:val="111111"/>
           <w:rtl w:val="0"/>
         </w:rPr>
         <w:t xml:space="preserve">Updated raw data set</w:t>
@@ -650,15 +847,20 @@
     </w:p>
     <w:p>
       <w:pPr>
+        <w:keepNext w:val="0"/>
+        <w:widowControl/>
         <w:numPr>
           <w:ilvl w:val="0"/>
-          <w:numId w:val="97"/>
+          <w:numId w:val="123"/>
         </w:numPr>
-        <w:spacing w:after="0" w:afterAutospacing="0" w:before="0" w:beforeAutospacing="0" w:lineRule="auto"/>
-        <w:ind w:left="720" w:hanging="360"/>
+        <w:pStyle w:val="ListBullet"/>
+        <w:spacing w:after="40" w:afterAutospacing="0" w:before="0" w:beforeAutospacing="0" w:lineRule="auto" w:line="252"/>
+        <w:ind/>
       </w:pPr>
       <w:r>
         <w:rPr>
+          <w:rFonts w:ascii="Arial" w:hAnsi="Arial" w:eastAsia="Arial" w:cs="Arial"/>
+          <w:color w:val="111111"/>
           <w:rtl w:val="0"/>
         </w:rPr>
         <w:t xml:space="preserve">Major data collection completion check</w:t>
@@ -666,15 +868,20 @@
     </w:p>
     <w:p>
       <w:pPr>
+        <w:keepNext w:val="0"/>
+        <w:widowControl/>
         <w:numPr>
           <w:ilvl w:val="0"/>
-          <w:numId w:val="97"/>
+          <w:numId w:val="123"/>
         </w:numPr>
-        <w:spacing w:after="240" w:before="0" w:beforeAutospacing="0" w:lineRule="auto"/>
-        <w:ind w:left="720" w:hanging="360"/>
+        <w:pStyle w:val="ListBullet"/>
+        <w:spacing w:after="40" w:before="0" w:beforeAutospacing="0" w:lineRule="auto" w:line="252"/>
+        <w:ind/>
       </w:pPr>
       <w:r>
         <w:rPr>
+          <w:rFonts w:ascii="Arial" w:hAnsi="Arial" w:eastAsia="Arial" w:cs="Arial"/>
+          <w:color w:val="111111"/>
           <w:rtl w:val="0"/>
         </w:rPr>
         <w:t xml:space="preserve">Weekly progress check-in</w:t>
@@ -683,10 +890,12 @@
     <w:p>
       <w:pPr>
         <w:pStyle w:val="Heading2"/>
-        <w:keepNext w:val="0"/>
+        <w:keepNext/>
         <w:keepLines w:val="0"/>
-        <w:spacing w:after="80" w:lineRule="auto"/>
+        <w:widowControl/>
+        <w:spacing w:after="80" w:lineRule="auto" w:before="220" w:line="240"/>
         <w:rPr>
+          <w:rFonts w:ascii="Arial" w:hAnsi="Arial" w:eastAsia="Arial" w:cs="Arial"/>
           <w:b w:val="1"/>
           <w:bCs w:val="1"/>
           <w:sz w:val="34"/>
@@ -697,8 +906,10 @@
       <w:bookmarkEnd w:id="119"/>
       <w:r>
         <w:rPr>
-          <w:b w:val="1"/>
+          <w:rFonts w:ascii="Arial" w:hAnsi="Arial" w:eastAsia="Arial" w:cs="Arial"/>
+          <w:b/>
           <w:bCs w:val="1"/>
+          <w:color w:val="E31B23"/>
           <w:sz w:val="34"/>
           <w:szCs w:val="34"/>
           <w:rtl w:val="0"/>
@@ -708,38 +919,72 @@
     </w:p>
     <w:p>
       <w:pPr>
-        <w:spacing w:after="240" w:before="240" w:lineRule="auto"/>
-        <w:rPr/>
+        <w:keepNext w:val="0"/>
+        <w:widowControl/>
+        <w:spacing w:after="80" w:before="0" w:lineRule="auto" w:line="252"/>
+        <w:rPr>
+          <w:rFonts w:ascii="Arial" w:hAnsi="Arial" w:eastAsia="Arial" w:cs="Arial"/>
+        </w:rPr>
       </w:pPr>
       <w:r>
         <w:rPr>
+          <w:rFonts w:ascii="Arial" w:hAnsi="Arial" w:eastAsia="Arial" w:cs="Arial"/>
+          <w:color w:val="111111"/>
           <w:rtl w:val="0"/>
         </w:rPr>
         <w:t xml:space="preserve">This is often the last realistic week for major data collection before students must begin organization and analysis. Help students make practical decisions about what can still be completed.</w:t>
       </w:r>
     </w:p>
-    <w:p>
-      <w:pPr>
-        <w:rPr/>
-      </w:pPr>
-      <w:r>
-        <w:pict>
-          <v:rect style="width:0.0pt;height:1.5pt" o:hr="t" o:hrstd="t" o:hralign="center" fillcolor="#A0A0A0" stroked="f"/>
-        </w:pict>
-      </w:r>
-      <w:r>
-        <w:rPr>
-          <w:rtl w:val="0"/>
-        </w:rPr>
-      </w:r>
-    </w:p>
     <w:sectPr>
-      <w:pgSz w:h="15840" w:w="12240" w:orient="portrait"/>
-      <w:pgMar w:bottom="1440" w:top="1440" w:left="1440" w:right="1440" w:header="720" w:footer="720"/>
+      <w:headerReference w:type="default" r:id="rId6"/>
+      <w:footerReference w:type="default" r:id="rId7"/>
+      <w:pgSz w:h="15840" w:w="12240"/>
+      <w:pgMar w:bottom="864" w:top="936" w:left="1080" w:right="1080" w:header="360" w:footer="432"/>
       <w:pgNumType w:start="1"/>
     </w:sectPr>
   </w:body>
 </w:document>
+</file>
+
+<file path=word/footer1.xml><?xml version="1.0" encoding="utf-8"?>
+<w:ftr xmlns:m="http://schemas.openxmlformats.org/officeDocument/2006/math" xmlns:mc="http://schemas.openxmlformats.org/markup-compatibility/2006" xmlns:mo="http://schemas.microsoft.com/office/mac/office/2008/main" xmlns:mv="urn:schemas-microsoft-com:mac:vml" xmlns:o="urn:schemas-microsoft-com:office:office" xmlns:r="http://schemas.openxmlformats.org/officeDocument/2006/relationships" xmlns:v="urn:schemas-microsoft-com:vml" xmlns:w10="urn:schemas-microsoft-com:office:word" xmlns:w14="http://schemas.microsoft.com/office/word/2010/wordml" xmlns:w="http://schemas.openxmlformats.org/wordprocessingml/2006/main" xmlns:wne="http://schemas.microsoft.com/office/word/2006/wordml" xmlns:wp14="http://schemas.microsoft.com/office/word/2010/wordprocessingDrawing" xmlns:wp="http://schemas.openxmlformats.org/drawingml/2006/wordprocessingDrawing" xmlns:wpc="http://schemas.microsoft.com/office/word/2010/wordprocessingCanvas" xmlns:wpg="http://schemas.microsoft.com/office/word/2010/wordprocessingGroup" xmlns:wpi="http://schemas.microsoft.com/office/word/2010/wordprocessingInk" xmlns:wps="http://schemas.microsoft.com/office/word/2010/wordprocessingShape" mc:Ignorable="w14 wp14">
+  <w:p>
+    <w:pPr>
+      <w:pStyle w:val="footer"/>
+      <w:jc w:val="center"/>
+    </w:pPr>
+    <w:r>
+      <w:rPr>
+        <w:rFonts w:ascii="Arial" w:hAnsi="Arial"/>
+        <w:color w:val="555555"/>
+        <w:sz w:val="17"/>
+      </w:rPr>
+      <w:t xml:space="preserve">STARLAB | UNIT 3 | WEEK 14 | PAGE </w:t>
+    </w:r>
+    <w:r>
+      <w:rPr>
+        <w:rFonts w:ascii="Arial" w:hAnsi="Arial"/>
+        <w:color w:val="555555"/>
+        <w:sz w:val="17"/>
+      </w:rPr>
+      <w:fldChar w:fldCharType="begin"/>
+      <w:instrText xml:space="preserve"> PAGE </w:instrText>
+      <w:fldChar w:fldCharType="separate"/>
+      <w:t>1</w:t>
+      <w:fldChar w:fldCharType="end"/>
+    </w:r>
+  </w:p>
+</w:ftr>
+</file>
+
+<file path=word/header1.xml><?xml version="1.0" encoding="utf-8"?>
+<w:hdr xmlns:m="http://schemas.openxmlformats.org/officeDocument/2006/math" xmlns:mc="http://schemas.openxmlformats.org/markup-compatibility/2006" xmlns:mo="http://schemas.microsoft.com/office/mac/office/2008/main" xmlns:mv="urn:schemas-microsoft-com:mac:vml" xmlns:o="urn:schemas-microsoft-com:office:office" xmlns:r="http://schemas.openxmlformats.org/officeDocument/2006/relationships" xmlns:v="urn:schemas-microsoft-com:vml" xmlns:w10="urn:schemas-microsoft-com:office:word" xmlns:w14="http://schemas.microsoft.com/office/word/2010/wordml" xmlns:w="http://schemas.openxmlformats.org/wordprocessingml/2006/main" xmlns:wne="http://schemas.microsoft.com/office/word/2006/wordml" xmlns:wp14="http://schemas.microsoft.com/office/word/2010/wordprocessingDrawing" xmlns:wp="http://schemas.openxmlformats.org/drawingml/2006/wordprocessingDrawing" xmlns:wpc="http://schemas.microsoft.com/office/word/2010/wordprocessingCanvas" xmlns:wpg="http://schemas.microsoft.com/office/word/2010/wordprocessingGroup" xmlns:wpi="http://schemas.microsoft.com/office/word/2010/wordprocessingInk" xmlns:wps="http://schemas.microsoft.com/office/word/2010/wordprocessingShape" mc:Ignorable="w14 wp14">
+  <w:p>
+    <w:pPr>
+      <w:pStyle w:val="Header"/>
+    </w:pPr>
+  </w:p>
+</w:hdr>
 </file>
 
 <file path=word/numbering.xml><?xml version="1.0" encoding="utf-8"?>
@@ -14530,6 +14775,28 @@
   <w:num w:numId="122">
     <w:abstractNumId w:val="122"/>
   </w:num>
+  <w:abstractNum w:abstractNumId="123">
+    <w:multiLevelType w:val="singleLevel"/>
+    <w:lvl w:ilvl="0">
+      <w:start w:val="1"/>
+      <w:numFmt w:val="bullet"/>
+      <w:lvlText w:val="•"/>
+      <w:lvlJc w:val="left"/>
+      <w:pPr>
+        <w:tabs>
+          <w:tab w:val="num" w:pos="360"/>
+        </w:tabs>
+        <w:ind w:left="540" w:hanging="180"/>
+      </w:pPr>
+      <w:rPr>
+        <w:rFonts w:ascii="Arial" w:hAnsi="Arial" w:eastAsia="Arial" w:cs="Arial"/>
+        <w:sz w:val="21"/>
+      </w:rPr>
+    </w:lvl>
+  </w:abstractNum>
+  <w:num w:numId="123">
+    <w:abstractNumId w:val="123"/>
+  </w:num>
 </w:numbering>
 </file>
 
@@ -14563,19 +14830,34 @@
   </w:style>
   <w:style w:type="paragraph" w:styleId="Normal" w:default="1">
     <w:name w:val="normal"/>
+    <w:pPr>
+      <w:widowControl/>
+      <w:spacing w:before="0" w:after="80" w:line="252" w:lineRule="auto"/>
+    </w:pPr>
+    <w:rPr>
+      <w:rFonts w:ascii="Arial" w:hAnsi="Arial" w:eastAsia="Arial" w:cs="Arial"/>
+      <w:b w:val="0"/>
+      <w:i w:val="0"/>
+      <w:color w:val="111111"/>
+      <w:sz w:val="20"/>
+    </w:rPr>
   </w:style>
   <w:style w:type="paragraph" w:styleId="Heading1">
     <w:name w:val="heading 1"/>
     <w:basedOn w:val="Normal"/>
     <w:next w:val="Normal"/>
     <w:pPr>
-      <w:keepNext w:val="1"/>
+      <w:keepNext/>
       <w:keepLines w:val="1"/>
       <w:pageBreakBefore w:val="0"/>
-      <w:spacing w:after="120" w:before="400" w:lineRule="auto"/>
+      <w:spacing w:after="120" w:before="280" w:lineRule="auto"/>
     </w:pPr>
     <w:rPr>
-      <w:sz w:val="40"/>
+      <w:rFonts w:ascii="Arial" w:hAnsi="Arial" w:eastAsia="Arial" w:cs="Arial"/>
+      <w:b/>
+      <w:i w:val="0"/>
+      <w:color w:val="E31B23"/>
+      <w:sz w:val="32"/>
       <w:szCs w:val="40"/>
     </w:rPr>
   </w:style>
@@ -14584,15 +14866,18 @@
     <w:basedOn w:val="Normal"/>
     <w:next w:val="Normal"/>
     <w:pPr>
-      <w:keepNext w:val="1"/>
+      <w:keepNext/>
       <w:keepLines w:val="1"/>
       <w:pageBreakBefore w:val="0"/>
-      <w:spacing w:after="120" w:before="360" w:lineRule="auto"/>
+      <w:spacing w:after="80" w:before="220" w:lineRule="auto"/>
     </w:pPr>
     <w:rPr>
-      <w:b w:val="0"/>
+      <w:rFonts w:ascii="Arial" w:hAnsi="Arial" w:eastAsia="Arial" w:cs="Arial"/>
+      <w:b/>
       <w:bCs w:val="0"/>
-      <w:sz w:val="32"/>
+      <w:i w:val="0"/>
+      <w:color w:val="E31B23"/>
+      <w:sz w:val="27"/>
       <w:szCs w:val="32"/>
     </w:rPr>
   </w:style>
@@ -14601,16 +14886,18 @@
     <w:basedOn w:val="Normal"/>
     <w:next w:val="Normal"/>
     <w:pPr>
-      <w:keepNext w:val="1"/>
+      <w:keepNext/>
       <w:keepLines w:val="1"/>
       <w:pageBreakBefore w:val="0"/>
-      <w:spacing w:after="80" w:before="320" w:lineRule="auto"/>
+      <w:spacing w:after="40" w:before="140" w:lineRule="auto"/>
     </w:pPr>
     <w:rPr>
-      <w:b w:val="0"/>
+      <w:rFonts w:ascii="Arial" w:hAnsi="Arial" w:eastAsia="Arial" w:cs="Arial"/>
+      <w:b/>
       <w:bCs w:val="0"/>
-      <w:color w:val="434343"/>
-      <w:sz w:val="28"/>
+      <w:i w:val="0"/>
+      <w:color w:val="111111"/>
+      <w:sz w:val="23"/>
       <w:szCs w:val="28"/>
     </w:rPr>
   </w:style>
@@ -14625,7 +14912,7 @@
       <w:spacing w:after="80" w:before="280" w:lineRule="auto"/>
     </w:pPr>
     <w:rPr>
-      <w:color w:val="666666"/>
+      <w:color w:val="555555"/>
       <w:sz w:val="24"/>
       <w:szCs w:val="24"/>
     </w:rPr>
@@ -14641,7 +14928,7 @@
       <w:spacing w:after="80" w:before="240" w:lineRule="auto"/>
     </w:pPr>
     <w:rPr>
-      <w:color w:val="666666"/>
+      <w:color w:val="555555"/>
       <w:sz w:val="22"/>
       <w:szCs w:val="22"/>
     </w:rPr>
@@ -14659,7 +14946,7 @@
     <w:rPr>
       <w:i w:val="1"/>
       <w:iCs w:val="1"/>
-      <w:color w:val="666666"/>
+      <w:color w:val="555555"/>
       <w:sz w:val="22"/>
       <w:szCs w:val="22"/>
     </w:rPr>
@@ -14672,10 +14959,14 @@
       <w:keepNext w:val="1"/>
       <w:keepLines w:val="1"/>
       <w:pageBreakBefore w:val="0"/>
-      <w:spacing w:after="60" w:before="0" w:lineRule="auto"/>
+      <w:spacing w:after="80" w:before="0" w:lineRule="auto"/>
     </w:pPr>
     <w:rPr>
-      <w:sz w:val="52"/>
+      <w:rFonts w:ascii="Arial" w:hAnsi="Arial" w:eastAsia="Arial" w:cs="Arial"/>
+      <w:b/>
+      <w:i w:val="0"/>
+      <w:color w:val="111111"/>
+      <w:sz w:val="48"/>
       <w:szCs w:val="52"/>
     </w:rPr>
   </w:style>
@@ -14687,14 +14978,15 @@
       <w:keepNext w:val="1"/>
       <w:keepLines w:val="1"/>
       <w:pageBreakBefore w:val="0"/>
-      <w:spacing w:after="320" w:before="0" w:lineRule="auto"/>
+      <w:spacing w:after="240" w:before="0" w:lineRule="auto"/>
     </w:pPr>
     <w:rPr>
       <w:rFonts w:ascii="Arial" w:cs="Arial" w:eastAsia="Arial" w:hAnsi="Arial"/>
+      <w:b/>
       <w:i w:val="0"/>
       <w:iCs w:val="0"/>
-      <w:color w:val="666666"/>
-      <w:sz w:val="30"/>
+      <w:color w:val="555555"/>
+      <w:sz w:val="21"/>
       <w:szCs w:val="30"/>
     </w:rPr>
   </w:style>
@@ -14762,6 +15054,132 @@
       <w:tblCellMar/>
     </w:tblPr>
   </w:style>
+  <w:style w:type="paragraph" w:customStyle="1" w:styleId="STARLABBrand">
+    <w:name w:val="STARLAB Brand"/>
+    <w:basedOn w:val="Normal"/>
+    <w:pPr>
+      <w:keepNext/>
+      <w:spacing w:before="0" w:after="40"/>
+    </w:pPr>
+    <w:rPr>
+      <w:rFonts w:ascii="Arial" w:hAnsi="Arial" w:eastAsia="Arial" w:cs="Arial"/>
+      <w:b/>
+      <w:i w:val="0"/>
+      <w:color w:val="E31B23"/>
+      <w:sz w:val="21"/>
+    </w:rPr>
+  </w:style>
+  <w:style w:type="paragraph" w:customStyle="1" w:styleId="STARLABWeekTitle">
+    <w:name w:val="STARLAB Week Title"/>
+    <w:basedOn w:val="Normal"/>
+    <w:pPr>
+      <w:keepNext/>
+      <w:spacing w:before="0" w:after="80" w:line="240" w:lineRule="auto"/>
+    </w:pPr>
+    <w:rPr>
+      <w:rFonts w:ascii="Arial" w:hAnsi="Arial" w:eastAsia="Arial" w:cs="Arial"/>
+      <w:b/>
+      <w:i w:val="0"/>
+      <w:color w:val="111111"/>
+      <w:sz w:val="48"/>
+    </w:rPr>
+  </w:style>
+  <w:style w:type="paragraph" w:customStyle="1" w:styleId="STARLABGuideSubtitle">
+    <w:name w:val="STARLAB Guide Subtitle"/>
+    <w:basedOn w:val="Normal"/>
+    <w:pPr>
+      <w:keepNext/>
+      <w:spacing w:before="0" w:after="260"/>
+    </w:pPr>
+    <w:rPr>
+      <w:rFonts w:ascii="Arial" w:hAnsi="Arial" w:eastAsia="Arial" w:cs="Arial"/>
+      <w:b/>
+      <w:i w:val="0"/>
+      <w:color w:val="555555"/>
+      <w:sz w:val="21"/>
+    </w:rPr>
+  </w:style>
+  <w:style w:type="paragraph" w:customStyle="1" w:styleId="STARLABLabel">
+    <w:name w:val="STARLAB Label"/>
+    <w:basedOn w:val="Normal"/>
+    <w:pPr>
+      <w:keepNext/>
+      <w:spacing w:before="80" w:after="20"/>
+    </w:pPr>
+    <w:rPr>
+      <w:rFonts w:ascii="Arial" w:hAnsi="Arial" w:eastAsia="Arial" w:cs="Arial"/>
+      <w:b/>
+      <w:i w:val="0"/>
+      <w:color w:val="111111"/>
+      <w:sz w:val="20"/>
+    </w:rPr>
+  </w:style>
+  <w:style w:type="paragraph" w:customStyle="1" w:styleId="STARLABDeckUse">
+    <w:name w:val="STARLAB Deck Use"/>
+    <w:basedOn w:val="Normal"/>
+    <w:pPr>
+      <w:keepLines/>
+      <w:spacing w:before="40" w:after="140"/>
+      <w:ind w:left="187" w:right="115"/>
+    </w:pPr>
+    <w:rPr>
+      <w:rFonts w:ascii="Arial" w:hAnsi="Arial" w:eastAsia="Arial" w:cs="Arial"/>
+      <w:b w:val="0"/>
+      <w:i w:val="0"/>
+      <w:color w:val="111111"/>
+      <w:sz w:val="20"/>
+    </w:rPr>
+  </w:style>
+  <w:style w:type="paragraph" w:customStyle="1" w:styleId="ListBullet">
+    <w:name w:val="List Bullet"/>
+    <w:pPr>
+      <w:spacing w:before="0" w:after="40" w:line="252" w:lineRule="auto"/>
+    </w:pPr>
+    <w:rPr>
+      <w:rFonts w:ascii="Arial" w:hAnsi="Arial" w:eastAsia="Arial" w:cs="Arial"/>
+      <w:b w:val="0"/>
+      <w:i w:val="0"/>
+      <w:color w:val="111111"/>
+      <w:sz w:val="20"/>
+    </w:rPr>
+  </w:style>
+  <w:style w:type="paragraph" w:customStyle="1" w:styleId="ListNumber">
+    <w:name w:val="List Number"/>
+    <w:pPr>
+      <w:spacing w:before="0" w:after="40" w:line="252" w:lineRule="auto"/>
+    </w:pPr>
+    <w:rPr>
+      <w:rFonts w:ascii="Arial" w:hAnsi="Arial" w:eastAsia="Arial" w:cs="Arial"/>
+      <w:b w:val="0"/>
+      <w:i w:val="0"/>
+      <w:color w:val="111111"/>
+      <w:sz w:val="20"/>
+    </w:rPr>
+  </w:style>
+  <w:style w:type="paragraph" w:customStyle="1" w:styleId="footer">
+    <w:name w:val="footer"/>
+    <w:pPr>
+      <w:spacing w:before="0" w:after="0"/>
+    </w:pPr>
+    <w:rPr>
+      <w:rFonts w:ascii="Arial" w:hAnsi="Arial" w:eastAsia="Arial" w:cs="Arial"/>
+      <w:b w:val="0"/>
+      <w:i w:val="0"/>
+      <w:color w:val="555555"/>
+      <w:sz w:val="17"/>
+    </w:rPr>
+  </w:style>
+  <w:style w:type="character" w:customStyle="1" w:styleId="Hyperlink">
+    <w:name w:val="Hyperlink"/>
+    <w:rPr>
+      <w:rFonts w:ascii="Arial" w:hAnsi="Arial" w:eastAsia="Arial" w:cs="Arial"/>
+      <w:b w:val="0"/>
+      <w:i w:val="0"/>
+      <w:color w:val="E31B23"/>
+      <w:sz w:val="20"/>
+      <w:u w:val="single"/>
+    </w:rPr>
+  </w:style>
 </w:styles>
 </file>
 
@@ -14776,34 +15194,34 @@
         <a:sysClr val="window" lastClr="FFFFFF"/>
       </a:lt1>
       <a:dk2>
-        <a:srgbClr val="1F497D"/>
+        <a:srgbClr val="555555"/>
       </a:dk2>
       <a:lt2>
-        <a:srgbClr val="EEECE1"/>
+        <a:srgbClr val="E6E6E6"/>
       </a:lt2>
       <a:accent1>
-        <a:srgbClr val="4F81BD"/>
+        <a:srgbClr val="999999"/>
       </a:accent1>
       <a:accent2>
-        <a:srgbClr val="C0504D"/>
+        <a:srgbClr val="E31B23"/>
       </a:accent2>
       <a:accent3>
-        <a:srgbClr val="9BBB59"/>
+        <a:srgbClr val="999999"/>
       </a:accent3>
       <a:accent4>
-        <a:srgbClr val="8064A2"/>
+        <a:srgbClr val="999999"/>
       </a:accent4>
       <a:accent5>
-        <a:srgbClr val="4BACC6"/>
+        <a:srgbClr val="999999"/>
       </a:accent5>
       <a:accent6>
-        <a:srgbClr val="F79646"/>
+        <a:srgbClr val="999999"/>
       </a:accent6>
       <a:hlink>
-        <a:srgbClr val="0000FF"/>
+        <a:srgbClr val="555555"/>
       </a:hlink>
       <a:folHlink>
-        <a:srgbClr val="800080"/>
+        <a:srgbClr val="555555"/>
       </a:folHlink>
     </a:clrScheme>
     <a:fontScheme name="Office">
